--- a/plugin/doc/JDtoBJDTool.docx
+++ b/plugin/doc/JDtoBJDTool.docx
@@ -52,30 +52,8 @@
         <w:rPr>
           <w:lang w:val="en-US"/>
         </w:rPr>
-        <w:t>This plug-in uses the Ohio State University time utilities (</w:t>
+        <w:t>This plug-in uses a local Python microservice, just as the BJD_TDB Converter plug-in does. See the BJD_TDB Converter documentation for details.</w:t>
       </w:r>
-      <w:hyperlink r:id="rId4" w:history="1">
-        <w:r>
-          <w:rPr>
-            <w:rStyle w:val="ae"/>
-            <w:lang w:val="en-US"/>
-          </w:rPr>
-          <w:t>https://astroutils.astronomy.osu.edu/time/</w:t>
-        </w:r>
-      </w:hyperlink>
-      <w:r>
-        <w:rPr>
-          <w:lang w:val="en-US"/>
-        </w:rPr>
-        <w:t>) by default. It can also use a local microservice, similar to the BJD_TDB Converter plug-in. See the BJD_TDB Converter documentation for details.</w:t>
-      </w:r>
-    </w:p>
-    <w:p>
-      <w:pPr>
-        <w:rPr>
-          <w:lang w:val="en-US"/>
-        </w:rPr>
-      </w:pPr>
     </w:p>
     <w:sectPr>
       <w:pgSz w:w="11906" w:h="16838"/>
